--- a/artifacts/CORE-05/build/internal-policy-library-byod-policy.docx
+++ b/artifacts/CORE-05/build/internal-policy-library-byod-policy.docx
@@ -8,15 +8,6 @@
         <w:pStyle w:val="Heading1"/>
       </w:pPr>
       <w:r>
-        <w:rPr>
-          <w:rStyle w:val="SectionNumber"/>
-        </w:rPr>
-        <w:t xml:space="preserve">1</w:t>
-      </w:r>
-      <w:r>
-        <w:tab/>
-      </w:r>
-      <w:r>
         <w:t xml:space="preserve">Bring Your Own Device (BYOD) Policy</w:t>
       </w:r>
     </w:p>
@@ -25,15 +16,6 @@
       <w:pPr>
         <w:pStyle w:val="Heading2"/>
       </w:pPr>
-      <w:r>
-        <w:rPr>
-          <w:rStyle w:val="SectionNumber"/>
-        </w:rPr>
-        <w:t xml:space="preserve">1.1</w:t>
-      </w:r>
-      <w:r>
-        <w:tab/>
-      </w:r>
       <w:r>
         <w:t xml:space="preserve">Document Control</w:t>
       </w:r>
@@ -323,15 +305,6 @@
         <w:pStyle w:val="Heading2"/>
       </w:pPr>
       <w:r>
-        <w:rPr>
-          <w:rStyle w:val="SectionNumber"/>
-        </w:rPr>
-        <w:t xml:space="preserve">1.2</w:t>
-      </w:r>
-      <w:r>
-        <w:tab/>
-      </w:r>
-      <w:r>
         <w:t xml:space="preserve">1. Purpose</w:t>
       </w:r>
     </w:p>
@@ -358,15 +331,6 @@
         <w:pStyle w:val="Heading2"/>
       </w:pPr>
       <w:r>
-        <w:rPr>
-          <w:rStyle w:val="SectionNumber"/>
-        </w:rPr>
-        <w:t xml:space="preserve">1.3</w:t>
-      </w:r>
-      <w:r>
-        <w:tab/>
-      </w:r>
-      <w:r>
         <w:t xml:space="preserve">2. Scope</w:t>
       </w:r>
     </w:p>
@@ -392,15 +356,6 @@
       <w:pPr>
         <w:pStyle w:val="Heading2"/>
       </w:pPr>
-      <w:r>
-        <w:rPr>
-          <w:rStyle w:val="SectionNumber"/>
-        </w:rPr>
-        <w:t xml:space="preserve">1.4</w:t>
-      </w:r>
-      <w:r>
-        <w:tab/>
-      </w:r>
       <w:r>
         <w:t xml:space="preserve">3. Definitions</w:t>
       </w:r>
@@ -484,15 +439,6 @@
         <w:pStyle w:val="Heading2"/>
       </w:pPr>
       <w:r>
-        <w:rPr>
-          <w:rStyle w:val="SectionNumber"/>
-        </w:rPr>
-        <w:t xml:space="preserve">1.5</w:t>
-      </w:r>
-      <w:r>
-        <w:tab/>
-      </w:r>
-      <w:r>
         <w:t xml:space="preserve">4. Device Eligibility</w:t>
       </w:r>
     </w:p>
@@ -623,15 +569,6 @@
         <w:pStyle w:val="Heading2"/>
       </w:pPr>
       <w:r>
-        <w:rPr>
-          <w:rStyle w:val="SectionNumber"/>
-        </w:rPr>
-        <w:t xml:space="preserve">1.6</w:t>
-      </w:r>
-      <w:r>
-        <w:tab/>
-      </w:r>
-      <w:r>
         <w:t xml:space="preserve">5. Enrollment</w:t>
       </w:r>
     </w:p>
@@ -702,15 +639,6 @@
         <w:pStyle w:val="Heading2"/>
       </w:pPr>
       <w:r>
-        <w:rPr>
-          <w:rStyle w:val="SectionNumber"/>
-        </w:rPr>
-        <w:t xml:space="preserve">1.7</w:t>
-      </w:r>
-      <w:r>
-        <w:tab/>
-      </w:r>
-      <w:r>
         <w:t xml:space="preserve">6. Security Requirements</w:t>
       </w:r>
     </w:p>
@@ -817,15 +745,6 @@
         <w:pStyle w:val="Heading2"/>
       </w:pPr>
       <w:r>
-        <w:rPr>
-          <w:rStyle w:val="SectionNumber"/>
-        </w:rPr>
-        <w:t xml:space="preserve">1.8</w:t>
-      </w:r>
-      <w:r>
-        <w:tab/>
-      </w:r>
-      <w:r>
         <w:t xml:space="preserve">7. Telecom Stipend</w:t>
       </w:r>
     </w:p>
@@ -883,15 +802,6 @@
       <w:pPr>
         <w:pStyle w:val="Heading2"/>
       </w:pPr>
-      <w:r>
-        <w:rPr>
-          <w:rStyle w:val="SectionNumber"/>
-        </w:rPr>
-        <w:t xml:space="preserve">1.9</w:t>
-      </w:r>
-      <w:r>
-        <w:tab/>
-      </w:r>
       <w:r>
         <w:t xml:space="preserve">8. Remote Wipe</w:t>
       </w:r>
@@ -1024,15 +934,6 @@
         <w:pStyle w:val="Heading2"/>
       </w:pPr>
       <w:r>
-        <w:rPr>
-          <w:rStyle w:val="SectionNumber"/>
-        </w:rPr>
-        <w:t xml:space="preserve">1.10</w:t>
-      </w:r>
-      <w:r>
-        <w:tab/>
-      </w:r>
-      <w:r>
         <w:t xml:space="preserve">9. Privacy of Personal Data</w:t>
       </w:r>
     </w:p>
@@ -1091,15 +992,6 @@
         <w:pStyle w:val="Heading2"/>
       </w:pPr>
       <w:r>
-        <w:rPr>
-          <w:rStyle w:val="SectionNumber"/>
-        </w:rPr>
-        <w:t xml:space="preserve">1.11</w:t>
-      </w:r>
-      <w:r>
-        <w:tab/>
-      </w:r>
-      <w:r>
         <w:t xml:space="preserve">10. Support</w:t>
       </w:r>
     </w:p>
@@ -1146,15 +1038,6 @@
         <w:pStyle w:val="Heading2"/>
       </w:pPr>
       <w:r>
-        <w:rPr>
-          <w:rStyle w:val="SectionNumber"/>
-        </w:rPr>
-        <w:t xml:space="preserve">1.12</w:t>
-      </w:r>
-      <w:r>
-        <w:tab/>
-      </w:r>
-      <w:r>
         <w:t xml:space="preserve">11. Offboarding and Device Disposal</w:t>
       </w:r>
     </w:p>
@@ -1213,15 +1096,6 @@
         <w:pStyle w:val="Heading2"/>
       </w:pPr>
       <w:r>
-        <w:rPr>
-          <w:rStyle w:val="SectionNumber"/>
-        </w:rPr>
-        <w:t xml:space="preserve">1.13</w:t>
-      </w:r>
-      <w:r>
-        <w:tab/>
-      </w:r>
-      <w:r>
         <w:t xml:space="preserve">12. Exceptions</w:t>
       </w:r>
     </w:p>
@@ -1240,15 +1114,6 @@
         <w:pStyle w:val="Heading2"/>
       </w:pPr>
       <w:r>
-        <w:rPr>
-          <w:rStyle w:val="SectionNumber"/>
-        </w:rPr>
-        <w:t xml:space="preserve">1.14</w:t>
-      </w:r>
-      <w:r>
-        <w:tab/>
-      </w:r>
-      <w:r>
         <w:t xml:space="preserve">13. Enforcement</w:t>
       </w:r>
     </w:p>
@@ -1267,15 +1132,6 @@
         <w:pStyle w:val="Heading2"/>
       </w:pPr>
       <w:r>
-        <w:rPr>
-          <w:rStyle w:val="SectionNumber"/>
-        </w:rPr>
-        <w:t xml:space="preserve">1.15</w:t>
-      </w:r>
-      <w:r>
-        <w:tab/>
-      </w:r>
-      <w:r>
         <w:t xml:space="preserve">14. Related Documents</w:t>
       </w:r>
     </w:p>
@@ -1333,15 +1189,6 @@
       <w:pPr>
         <w:pStyle w:val="Heading2"/>
       </w:pPr>
-      <w:r>
-        <w:rPr>
-          <w:rStyle w:val="SectionNumber"/>
-        </w:rPr>
-        <w:t xml:space="preserve">1.16</w:t>
-      </w:r>
-      <w:r>
-        <w:tab/>
-      </w:r>
       <w:r>
         <w:t xml:space="preserve">Version History</w:t>
       </w:r>
